--- a/docs/Пошаговый_алгоритм_исследования.docx
+++ b/docs/Пошаговый_алгоритм_исследования.docx
@@ -35,7 +35,7 @@
         <w:rPr>
           <w:i/>
         </w:rPr>
-        <w:t>План-график реализации для Всероссийского конкурса «Большие вызовы» (Сириус) и Конкурса исследовательских проектов школьников СПбГУ</w:t>
+        <w:t>План-график реализации для Всероссийского конкурса научно-технологических проектов «Большие вызовы» (ОЦ «Сириус»)</w:t>
       </w:r>
     </w:p>
     <w:p>
@@ -61,7 +61,7 @@
         <w:rPr>
           <w:b/>
         </w:rPr>
-        <w:t>Настройка силовой линии с двумя DC-DC преобразователями Mini360</w:t>
+        <w:t>Настройка единой силовой линии питания от Orange Pi (USB Type-C 5В 3А)</w:t>
       </w:r>
       <w:r>
         <w:t>:</w:t>
@@ -73,7 +73,52 @@
         <w:spacing w:after="40"/>
       </w:pPr>
       <w:r>
-        <w:t>Подать напряжение 5 В от стабильного лабораторного источника на вход обоих модулей Mini360.</w:t>
+        <w:t>Подать сетевое питание 5.0 В / 3.0 А на разъем USB Type-C микрокомпьютера Orange Pi 4 Pro V1.3.2.</w:t>
+      </w:r>
+    </w:p>
+    <w:p>
+      <w:pPr>
+        <w:pStyle w:val="ListNumber"/>
+        <w:spacing w:after="40"/>
+      </w:pPr>
+      <w:r>
+        <w:t xml:space="preserve">Запитать входы $Vin+$ обоих понижающих модулей Mini-360 напрямую с силовой гребенки +5В микрокомпьютера: </w:t>
+      </w:r>
+      <w:r>
+        <w:rPr>
+          <w:b/>
+        </w:rPr>
+        <w:t>Mini-360 №1</w:t>
+      </w:r>
+      <w:r>
+        <w:t xml:space="preserve"> от </w:t>
+      </w:r>
+      <w:r>
+        <w:rPr>
+          <w:b/>
+        </w:rPr>
+        <w:t>Pin 2</w:t>
+      </w:r>
+      <w:r>
+        <w:t xml:space="preserve">, </w:t>
+      </w:r>
+      <w:r>
+        <w:rPr>
+          <w:b/>
+        </w:rPr>
+        <w:t>Mini-360 №2</w:t>
+      </w:r>
+      <w:r>
+        <w:t xml:space="preserve"> от </w:t>
+      </w:r>
+      <w:r>
+        <w:rPr>
+          <w:b/>
+        </w:rPr>
+        <w:t>Pin 4</w:t>
+      </w:r>
+      <w:r>
+        <w:t>. Земля (GND) объединена на контактах Pin 6/9/14.</w:t>
       </w:r>
     </w:p>
     <w:p>
@@ -85,19 +130,19 @@
         <w:rPr>
           <w:b/>
         </w:rPr>
-        <w:t>Mini360 №1 (канал 850 нм)</w:t>
+        <w:t>Mini-360 №1 (канал 660 нм Deep Red)</w:t>
       </w:r>
       <w:r>
-        <w:t xml:space="preserve">: подстроечным многооборотным резистором выставить выходное напряжение строго </w:t>
+        <w:t xml:space="preserve">: подстроечным резистором выставить выходное напряжение </w:t>
       </w:r>
       <w:r>
         <w:rPr>
           <w:b/>
         </w:rPr>
-        <w:t>3.3 В</w:t>
+        <w:t>2.20 В</w:t>
       </w:r>
       <w:r>
-        <w:t>.</w:t>
+        <w:t xml:space="preserve"> (ток через 3W кристалл ~450–500 мА).</w:t>
       </w:r>
     </w:p>
     <w:p>
@@ -109,28 +154,19 @@
         <w:rPr>
           <w:b/>
         </w:rPr>
-        <w:t>Mini360 №2 (канал 660 нм)</w:t>
+        <w:t>Mini-360 №2 (канал 850 нм NIR)</w:t>
       </w:r>
       <w:r>
-        <w:t xml:space="preserve">: выставить на холостом ходу </w:t>
+        <w:t xml:space="preserve">: выставить выходное напряжение </w:t>
       </w:r>
       <w:r>
         <w:rPr>
           <w:b/>
         </w:rPr>
-        <w:t>2.1 В</w:t>
+        <w:t>1.60 В</w:t>
       </w:r>
       <w:r>
-        <w:t xml:space="preserve">, подключить мощный светодиод 660 нм через мультиметр в режиме измерения постоянного тока (10A DC), затем плавно довести ток до рабочего значения </w:t>
-      </w:r>
-      <w:r>
-        <w:rPr>
-          <w:b/>
-        </w:rPr>
-        <w:t>550 мА</w:t>
-      </w:r>
-      <w:r>
-        <w:t xml:space="preserve"> (напряжение стабилизируется в районе 2.45 В).</w:t>
+        <w:t xml:space="preserve"> (номинальное прямое падение напряжения ИК-диода).</w:t>
       </w:r>
     </w:p>
     <w:p>
@@ -139,7 +175,7 @@
         <w:spacing w:after="40"/>
       </w:pPr>
       <w:r>
-        <w:t>Зафиксировать винты подстроечников капелькой фиксирующего лака.</w:t>
+        <w:t>Винты подстроечников зафиксировать лаком. Благодаря последовательному импульсному стробированию (светодиоды никогда не светят одновременно) суммарное потребление платы с активным светодиодом не превышает 1.1–1.2 А, исключая просадки напряжения.</w:t>
       </w:r>
     </w:p>
     <w:p>
@@ -151,7 +187,7 @@
         <w:rPr>
           <w:b/>
         </w:rPr>
-        <w:t>Коммутация через 2-канальное реле</w:t>
+        <w:t>Коммутация через 2-канальное реле (Active-Low)</w:t>
       </w:r>
       <w:r>
         <w:t>:</w:t>
@@ -163,7 +199,7 @@
         <w:spacing w:after="40"/>
       </w:pPr>
       <w:r>
-        <w:t xml:space="preserve">Выход Mini360 №1 подключить через нормально разомкнутый контакт </w:t>
+        <w:t xml:space="preserve">Выход Mini-360 №1 подключить через нормально разомкнутый контакт </w:t>
       </w:r>
       <w:r>
         <w:rPr>
@@ -172,7 +208,7 @@
         <w:t>NO1</w:t>
       </w:r>
       <w:r>
-        <w:t xml:space="preserve"> к матрице/модулю 850 нм.</w:t>
+        <w:t xml:space="preserve"> к красному эмиттеру 660 нм (на алюминиевом радиаторе с термопастой).</w:t>
       </w:r>
     </w:p>
     <w:p>
@@ -181,7 +217,7 @@
         <w:spacing w:after="40"/>
       </w:pPr>
       <w:r>
-        <w:t xml:space="preserve">Выход Mini360 №2 подключить через нормально разомкнутый контакт </w:t>
+        <w:t xml:space="preserve">Выход Mini-360 №2 подключить через нормально разомкнутый контакт </w:t>
       </w:r>
       <w:r>
         <w:rPr>
@@ -190,7 +226,97 @@
         <w:t>NO2</w:t>
       </w:r>
       <w:r>
-        <w:t xml:space="preserve"> к диоду 660 нм (установленному на алюминиевый ребристый радиатор с термопастой).</w:t>
+        <w:t xml:space="preserve"> к ИК-эмиттеру 850 нм на радиаторе.</w:t>
+      </w:r>
+    </w:p>
+    <w:p>
+      <w:pPr>
+        <w:pStyle w:val="ListNumber"/>
+        <w:spacing w:after="40"/>
+      </w:pPr>
+      <w:r>
+        <w:t xml:space="preserve">Входы управления реле: </w:t>
+      </w:r>
+      <w:r>
+        <w:rPr>
+          <w:b/>
+        </w:rPr>
+        <w:t>IN1</w:t>
+      </w:r>
+      <w:r>
+        <w:t xml:space="preserve"> подключить к </w:t>
+      </w:r>
+      <w:r>
+        <w:rPr>
+          <w:b/>
+        </w:rPr>
+        <w:t>Pin 7</w:t>
+      </w:r>
+      <w:r>
+        <w:t xml:space="preserve"> (линия PL4 / gpiochip1 line 4), </w:t>
+      </w:r>
+      <w:r>
+        <w:rPr>
+          <w:b/>
+        </w:rPr>
+        <w:t>IN2</w:t>
+      </w:r>
+      <w:r>
+        <w:t xml:space="preserve"> подключить к </w:t>
+      </w:r>
+      <w:r>
+        <w:rPr>
+          <w:b/>
+        </w:rPr>
+        <w:t>Pin 10</w:t>
+      </w:r>
+      <w:r>
+        <w:t xml:space="preserve"> (линия PL7 / gpiochip1 line 7).</w:t>
+      </w:r>
+    </w:p>
+    <w:p>
+      <w:pPr>
+        <w:pStyle w:val="ListNumber"/>
+        <w:spacing w:after="40"/>
+      </w:pPr>
+      <w:r>
+        <w:t xml:space="preserve">Питание реле: </w:t>
+      </w:r>
+      <w:r>
+        <w:rPr>
+          <w:b/>
+        </w:rPr>
+        <w:t>VCC</w:t>
+      </w:r>
+      <w:r>
+        <w:t xml:space="preserve"> к </w:t>
+      </w:r>
+      <w:r>
+        <w:rPr>
+          <w:b/>
+        </w:rPr>
+        <w:t>Pin 2</w:t>
+      </w:r>
+      <w:r>
+        <w:t xml:space="preserve"> (+5.0 В), </w:t>
+      </w:r>
+      <w:r>
+        <w:rPr>
+          <w:b/>
+        </w:rPr>
+        <w:t>GND</w:t>
+      </w:r>
+      <w:r>
+        <w:t xml:space="preserve"> к </w:t>
+      </w:r>
+      <w:r>
+        <w:rPr>
+          <w:b/>
+        </w:rPr>
+        <w:t>Pin 9</w:t>
+      </w:r>
+      <w:r>
+        <w:t xml:space="preserve"> (GND).</w:t>
       </w:r>
     </w:p>
     <w:p>
@@ -202,7 +328,7 @@
         <w:rPr>
           <w:b/>
         </w:rPr>
-        <w:t>Подключение сенсорной подсистемы</w:t>
+        <w:t>Подключение сенсорной подсистемы (Шина I2C-0)</w:t>
       </w:r>
       <w:r>
         <w:t>:</w:t>
@@ -214,40 +340,25 @@
         <w:spacing w:after="40"/>
       </w:pPr>
       <w:r>
-        <w:t xml:space="preserve">Соединить 16-битный АЦП </w:t>
+        <w:t xml:space="preserve">Активировать системный оверлей </w:t>
       </w:r>
       <w:r>
-        <w:rPr>
-          <w:b/>
-        </w:rPr>
-        <w:t>ADS1115</w:t>
+        <w:t>sun60i-a733-i2c0.dtbo</w:t>
       </w:r>
       <w:r>
-        <w:t xml:space="preserve"> по шине I2C (</w:t>
+        <w:t xml:space="preserve"> в </w:t>
       </w:r>
       <w:r>
-        <w:t>SDA</w:t>
+        <w:t>/boot/armbianEnv.txt</w:t>
       </w:r>
       <w:r>
-        <w:t xml:space="preserve">, </w:t>
+        <w:t xml:space="preserve"> (</w:t>
       </w:r>
       <w:r>
-        <w:t>SCL</w:t>
+        <w:t>overlays=i2c0</w:t>
       </w:r>
       <w:r>
-        <w:t xml:space="preserve">, </w:t>
-      </w:r>
-      <w:r>
-        <w:t>3.3V</w:t>
-      </w:r>
-      <w:r>
-        <w:t xml:space="preserve">, </w:t>
-      </w:r>
-      <w:r>
-        <w:t>GND</w:t>
-      </w:r>
-      <w:r>
-        <w:t>) с одноплатным компьютером Orange Pi.</w:t>
+        <w:t>).</w:t>
       </w:r>
     </w:p>
     <w:p>
@@ -256,19 +367,52 @@
         <w:spacing w:after="40"/>
       </w:pPr>
       <w:r>
-        <w:t xml:space="preserve">Подключить емкостные датчики влажности почвы v1.2 к аналоговым портам </w:t>
+        <w:t xml:space="preserve">Подключить датчики к шине </w:t>
       </w:r>
       <w:r>
-        <w:t>A0</w:t>
+        <w:rPr>
+          <w:b/>
+        </w:rPr>
+        <w:t>I2C-0</w:t>
       </w:r>
       <w:r>
-        <w:t xml:space="preserve"> и </w:t>
+        <w:t xml:space="preserve"> на 40-пиновом разъеме Orange Pi: линия данных </w:t>
       </w:r>
       <w:r>
-        <w:t>A1</w:t>
+        <w:rPr>
+          <w:b/>
+        </w:rPr>
+        <w:t>SDA</w:t>
       </w:r>
       <w:r>
-        <w:t>.</w:t>
+        <w:t xml:space="preserve"> — </w:t>
+      </w:r>
+      <w:r>
+        <w:rPr>
+          <w:b/>
+        </w:rPr>
+        <w:t>Pin 3</w:t>
+      </w:r>
+      <w:r>
+        <w:t xml:space="preserve"> (PB3), тактирование </w:t>
+      </w:r>
+      <w:r>
+        <w:rPr>
+          <w:b/>
+        </w:rPr>
+        <w:t>SCL</w:t>
+      </w:r>
+      <w:r>
+        <w:t xml:space="preserve"> — </w:t>
+      </w:r>
+      <w:r>
+        <w:rPr>
+          <w:b/>
+        </w:rPr>
+        <w:t>Pin 5</w:t>
+      </w:r>
+      <w:r>
+        <w:t xml:space="preserve"> (PB2).</w:t>
       </w:r>
     </w:p>
     <w:p>
@@ -277,7 +421,85 @@
         <w:spacing w:after="40"/>
       </w:pPr>
       <w:r>
-        <w:t>Покрыть печатные платы и открытые компоненты датчиков влажности влагозащитным полиуретановым лаком / термоклеем (кроме контактных пластин).</w:t>
+        <w:t xml:space="preserve">Питание датчиков: </w:t>
+      </w:r>
+      <w:r>
+        <w:rPr>
+          <w:b/>
+        </w:rPr>
+        <w:t>СТРОГО +3.3 В (Pin 1)</w:t>
+      </w:r>
+      <w:r>
+        <w:t xml:space="preserve">, общая земля — </w:t>
+      </w:r>
+      <w:r>
+        <w:rPr>
+          <w:b/>
+        </w:rPr>
+        <w:t>Pin 6</w:t>
+      </w:r>
+      <w:r>
+        <w:t xml:space="preserve"> (GND).</w:t>
+      </w:r>
+    </w:p>
+    <w:p>
+      <w:pPr>
+        <w:pStyle w:val="ListNumber"/>
+        <w:spacing w:after="40"/>
+      </w:pPr>
+      <w:r>
+        <w:rPr>
+          <w:b/>
+        </w:rPr>
+        <w:t>Sensirion SHT30</w:t>
+      </w:r>
+      <w:r>
+        <w:t xml:space="preserve"> (адрес </w:t>
+      </w:r>
+      <w:r>
+        <w:t>0x44</w:t>
+      </w:r>
+      <w:r>
+        <w:t>): непрерывный опрос температуры, влажности воздуха и вычисление $VPD$.</w:t>
+      </w:r>
+    </w:p>
+    <w:p>
+      <w:pPr>
+        <w:pStyle w:val="ListNumber"/>
+        <w:spacing w:after="40"/>
+      </w:pPr>
+      <w:r>
+        <w:rPr>
+          <w:b/>
+        </w:rPr>
+        <w:t>ADS1115</w:t>
+      </w:r>
+      <w:r>
+        <w:t xml:space="preserve"> (16-битный АЦП, адрес </w:t>
+      </w:r>
+      <w:r>
+        <w:t>0x48</w:t>
+      </w:r>
+      <w:r>
+        <w:t>, пин ADDR на GND): оцифровка аналогового сигнала влажности субстрата.</w:t>
+      </w:r>
+    </w:p>
+    <w:p>
+      <w:pPr>
+        <w:pStyle w:val="ListNumber"/>
+        <w:spacing w:after="40"/>
+      </w:pPr>
+      <w:r>
+        <w:t xml:space="preserve">Подключить емкостный датчик влажности почвы v1.2 к аналоговому входу </w:t>
+      </w:r>
+      <w:r>
+        <w:rPr>
+          <w:b/>
+        </w:rPr>
+        <w:t>A0</w:t>
+      </w:r>
+      <w:r>
+        <w:t xml:space="preserve"> с использованием защищенного серво-расположения проводов (Signal — VCC 3.3В по центру — GND).</w:t>
       </w:r>
     </w:p>
     <w:p>
@@ -301,7 +523,7 @@
         <w:spacing w:after="40"/>
       </w:pPr>
       <w:r>
-        <w:t>Подключить USB-камеру без инфракрасного фильтра к порту USB Orange Pi.</w:t>
+        <w:t>Подключить USB-камеру без инфракрасного фильтра к порту USB 3.0 Orange Pi (/dev/video0, бэкенд cv2.CAP_V4L2 для мгновенного захвата без зависаний GStreamer).</w:t>
       </w:r>
     </w:p>
     <w:p>
@@ -310,13 +532,37 @@
         <w:spacing w:after="40"/>
       </w:pPr>
       <w:r>
-        <w:t xml:space="preserve">Проверить дескриптор устройства в Linux: </w:t>
+        <w:rPr>
+          <w:b/>
+        </w:rPr>
+        <w:t>Монтаж в распределительную коробку и температурная изоляция SHT30</w:t>
       </w:r>
       <w:r>
-        <w:t>/dev/video0</w:t>
+        <w:t>:</w:t>
+      </w:r>
+    </w:p>
+    <w:p>
+      <w:pPr>
+        <w:pStyle w:val="ListNumber"/>
+        <w:spacing w:after="40"/>
+      </w:pPr>
+      <w:r>
+        <w:t>Смонтировать Orange Pi 4 Pro, модуль реле, оба Mini-360 и ADS1115 внутри закрытой герметичной монтажной коробки (IP54/IP65). Это защищает электронику от брызг при поливе и полностью отсекает паразитную подсветку фотометрической камеры от статусных светодиодов плат.</w:t>
+      </w:r>
+    </w:p>
+    <w:p>
+      <w:pPr>
+        <w:pStyle w:val="ListNumber"/>
+        <w:spacing w:after="40"/>
+      </w:pPr>
+      <w:r>
+        <w:rPr>
+          <w:b/>
+        </w:rPr>
+        <w:t>Вынос Sensirion SHT30</w:t>
       </w:r>
       <w:r>
-        <w:t>.</w:t>
+        <w:t>: датчик SHT30 вынести из распределительной коробки на 4-проводном экранированном кабеле I2C непосредственно в рабочую камеру бокса на уровень полога растений ($h \approx 10\text{--}15$ см). Это исключает тепловое влияние процессора Orange Pi (нагревающего внутренний объем коробки до $+28\dots+32^\circ\text{C}$).</w:t>
       </w:r>
     </w:p>
     <w:p>
@@ -455,7 +701,7 @@
         <w:rPr>
           <w:b/>
         </w:rPr>
-        <w:t>Настройка операционной системы Armbian</w:t>
+        <w:t>Настройка операционной системы Armbian и I2C</w:t>
       </w:r>
       <w:r>
         <w:t>:</w:t>
@@ -467,34 +713,25 @@
         <w:spacing w:after="40"/>
       </w:pPr>
       <w:r>
-        <w:t xml:space="preserve">Активировать интерфейс I2C через системную утилиту </w:t>
+        <w:t xml:space="preserve">Проверить доступность шины командой </w:t>
       </w:r>
       <w:r>
-        <w:t>armbian-config</w:t>
+        <w:t>i2cdetect -y 0</w:t>
       </w:r>
       <w:r>
-        <w:t>.</w:t>
-      </w:r>
-    </w:p>
-    <w:p>
-      <w:pPr>
-        <w:pStyle w:val="ListNumber"/>
-        <w:spacing w:after="40"/>
-      </w:pPr>
-      <w:r>
-        <w:t xml:space="preserve">Верифицировать обнаружение АЦП ADS1115 командой </w:t>
+        <w:t xml:space="preserve">: адреса </w:t>
       </w:r>
       <w:r>
-        <w:t>i2cdetect -y 1</w:t>
+        <w:t>0x44</w:t>
       </w:r>
       <w:r>
-        <w:t xml:space="preserve"> (стандартный адрес </w:t>
+        <w:t xml:space="preserve"> (SHT30) и </w:t>
       </w:r>
       <w:r>
         <w:t>0x48</w:t>
       </w:r>
       <w:r>
-        <w:t>).</w:t>
+        <w:t xml:space="preserve"> (ADS1115) должны стабильно отвечать на шине.</w:t>
       </w:r>
     </w:p>
     <w:p>
@@ -510,7 +747,7 @@
       <w:r>
         <w:t>bash</w:t>
         <w:br/>
-        <w:t xml:space="preserve">     pip3 install adafruit-circuitpython-ads1x15 opencv-python numpy scipy matplotlib pandas</w:t>
+        <w:t xml:space="preserve">     pip3 install smbus2 gpiod opencv-python numpy scipy matplotlib pandas fastapi uvicorn</w:t>
       </w:r>
     </w:p>
     <w:p>
@@ -522,7 +759,7 @@
         <w:rPr>
           <w:b/>
         </w:rPr>
-        <w:t>Двухточечная калибровка емкостных датчиков влажности</w:t>
+        <w:t>Двухточечная градуировка емкостных датчиков влажности</w:t>
       </w:r>
       <w:r>
         <w:t>:</w:t>
@@ -534,7 +771,7 @@
         <w:spacing w:after="40"/>
       </w:pPr>
       <w:r>
-        <w:t>Измерить напряжение на датчике v1.2 в сухом воздухе: $V_{\text{dry}} \approx 2.75$ В (0% влажности).</w:t>
+        <w:t>Измерить напряжение на датчике v1.2 в сухом воздухе: $V_{\text{dry}} = 2.03$ В (0% влажности).</w:t>
       </w:r>
     </w:p>
     <w:p>
@@ -543,7 +780,7 @@
         <w:spacing w:after="40"/>
       </w:pPr>
       <w:r>
-        <w:t>Измерить напряжение при погружении в дистиллированную воду: $V_{\text{wet}} \approx 1.30$ В (100% влажности).</w:t>
+        <w:t>Измерить напряжение при погружении в воду: $V_{\text{water}} = 0.57$ В (100% влажности).</w:t>
       </w:r>
     </w:p>
     <w:p>
@@ -552,7 +789,9 @@
         <w:spacing w:after="40"/>
       </w:pPr>
       <w:r>
-        <w:t>Записать калибровочные константы в модуль расчета влажности.</w:t>
+        <w:t>Рабочая формула влажности:</w:t>
+        <w:br/>
+        <w:t xml:space="preserve">     $$W_{\text{soil}} = \max\left(0.0,\ \min\left(100.0,\ \frac{2.03 - V_{\text{soil}}}{2.03 - 0.57} \times 100\%\right)\right)$$</w:t>
       </w:r>
     </w:p>
     <w:p>
@@ -564,7 +803,7 @@
         <w:rPr>
           <w:b/>
         </w:rPr>
-        <w:t>Фотометрическая и радиометрическая калибровка</w:t>
+        <w:t>Последовательный 3-кадровый протокол стробирования (Physical Dual-Strobe)</w:t>
       </w:r>
       <w:r>
         <w:t>:</w:t>
@@ -591,7 +830,84 @@
         <w:spacing w:after="40"/>
       </w:pPr>
       <w:r>
-        <w:t>Закрепить на дне бокса в свободной угловой зоне стационарный диффузный белый эталон (White Reference Target — спектрально-нейтральный белый матовый картон плотностью 160–200 г/м² с $R_{660} \approx R_{850} \approx 0.88–0.90$, нулевая базовая линия $\text{NDVI}_{\text{ref}} \equiv 0.000$).</w:t>
+        <w:rPr>
+          <w:b/>
+        </w:rPr>
+        <w:t>Шаг 1</w:t>
+      </w:r>
+      <w:r>
+        <w:t>: Захват фонового кадра $L_{\text{amb}}$ при выключенных реле (тишина).</w:t>
+      </w:r>
+    </w:p>
+    <w:p>
+      <w:pPr>
+        <w:pStyle w:val="ListNumber"/>
+        <w:spacing w:after="40"/>
+      </w:pPr>
+      <w:r>
+        <w:rPr>
+          <w:b/>
+        </w:rPr>
+        <w:t>Шаг 2</w:t>
+      </w:r>
+      <w:r>
+        <w:t>: Включение реле Ch1 (Щелчок 1) $\to$ вспышка 660 нм Deep Red $\to$ захват кадра $L_{\text{red}}$ $\to$ выключение реле Ch1 (Щелчок 2).</w:t>
+      </w:r>
+    </w:p>
+    <w:p>
+      <w:pPr>
+        <w:pStyle w:val="ListNumber"/>
+        <w:spacing w:after="40"/>
+      </w:pPr>
+      <w:r>
+        <w:rPr>
+          <w:b/>
+        </w:rPr>
+        <w:t>Шаг 3</w:t>
+      </w:r>
+      <w:r>
+        <w:t>: Межкадровая пауза 0.20 с для разгрузки шины питания и адаптации сенсора камеры.</w:t>
+      </w:r>
+    </w:p>
+    <w:p>
+      <w:pPr>
+        <w:pStyle w:val="ListNumber"/>
+        <w:spacing w:after="40"/>
+      </w:pPr>
+      <w:r>
+        <w:rPr>
+          <w:b/>
+        </w:rPr>
+        <w:t>Шаг 4</w:t>
+      </w:r>
+      <w:r>
+        <w:t>: Включение реле Ch2 (Щелчок 3) $\to$ вспышка 850 нм NIR $\to$ захват кадра $L_{\text{nir}}$ $\to$ выключение реле Ch2 (Щелчок 4).</w:t>
+      </w:r>
+    </w:p>
+    <w:p>
+      <w:pPr>
+        <w:pStyle w:val="ListNumber"/>
+        <w:spacing w:after="40"/>
+      </w:pPr>
+      <w:r>
+        <w:rPr>
+          <w:b/>
+        </w:rPr>
+        <w:t>Шаг 5 (Истинный физический дифференциал без аппроксимаций)</w:t>
+      </w:r>
+      <w:r>
+        <w:t>:</w:t>
+        <w:br/>
+        <w:t xml:space="preserve">     $$R = \max(0, L_{\text{red}}[:, :, 2] - L_{\text{amb}}[:, :, 2]), \qquad NIR = \max(0, \text{gray}(L_{\text{nir}}) - \text{gray}(L_{\text{amb}}))$$</w:t>
+      </w:r>
+    </w:p>
+    <w:p>
+      <w:pPr>
+        <w:pStyle w:val="ListNumber"/>
+        <w:spacing w:after="40"/>
+      </w:pPr>
+      <w:r>
+        <w:t>Закрепить на дне бокса стационарный диффузный белый эталон (White Reference Target, $R_{660} \approx R_{850} \approx 0.88–0.90$, нулевая базовая линия $\text{NDVI}_{\text{ref}} \equiv 0.000$).</w:t>
       </w:r>
     </w:p>
     <w:p>
@@ -603,7 +919,7 @@
         <w:br/>
       </w:r>
       <w:r>
-        <w:t>Программа в каждом цикле замера считывает яркость отражения белого эталона в каналах 660 нм и 850 нм после вычитания фоновой засветки и рассчитывает динамический коэффициент баланса светодиодов:</w:t>
+        <w:t>Программа в каждом цикле рассчитывает динамический коэффициент баланса светодиодов:</w:t>
       </w:r>
       <w:r>
         <w:br/>
@@ -758,7 +1074,7 @@
           <w:color w:val="0F766E"/>
           <w:sz w:val="27"/>
         </w:rPr>
-        <w:t>ЭТАП 4. Двухфазный биологический эксперимент (Two-Phase Biological Experiment)</w:t>
+        <w:t>ЭТАП 4. Синхронный биологический эксперимент (Серия 5 кассет 5-в-1 + Стенд №0)</w:t>
       </w:r>
     </w:p>
     <w:p>
@@ -791,34 +1107,7 @@
         <w:t>9 ячеек ($3 \times 3$)</w:t>
       </w:r>
       <w:r>
-        <w:t xml:space="preserve"> из чёрного матового полистирола (всего 6 кассет, 54 растения).</w:t>
-      </w:r>
-    </w:p>
-    <w:p>
-      <w:pPr>
-        <w:pStyle w:val="ListNumber"/>
-        <w:spacing w:after="40"/>
-      </w:pPr>
-      <w:r>
-        <w:t xml:space="preserve">Высадка семян быстрорастущей модельной культуры (горох посевной </w:t>
-      </w:r>
-      <w:r>
-        <w:rPr>
-          <w:i/>
-        </w:rPr>
-        <w:t>Pisum sativum</w:t>
-      </w:r>
-      <w:r>
-        <w:t>, базилик или салат латук).</w:t>
-      </w:r>
-    </w:p>
-    <w:p>
-      <w:pPr>
-        <w:pStyle w:val="ListNumber"/>
-        <w:spacing w:after="40"/>
-      </w:pPr>
-      <w:r>
-        <w:t>Проращивание до фазы 2–3 настоящих листьев при стабильном фотопериоде (16/8 ч) и температуре 22–24 °C.</w:t>
+        <w:t xml:space="preserve"> из чёрного матового полистирола.</w:t>
       </w:r>
     </w:p>
     <w:p>
@@ -830,7 +1119,37 @@
         <w:rPr>
           <w:b/>
         </w:rPr>
-        <w:t>Фаза 1: Сравнительный скрининг стрессов (Засуха vs Соль, 3 кассеты, 27 растений)</w:t>
+        <w:t>Синхронный посев 5 когорт (29 сентября 2026 г.)</w:t>
+      </w:r>
+      <w:r>
+        <w:t>: кассеты №1–5 (всего 45 растений) высеяны строго в один день для полной биологической и возрастной эквивалентности.</w:t>
+      </w:r>
+    </w:p>
+    <w:p>
+      <w:pPr>
+        <w:pStyle w:val="ListNumber"/>
+        <w:spacing w:after="40"/>
+      </w:pPr>
+      <w:r>
+        <w:rPr>
+          <w:b/>
+        </w:rPr>
+        <w:t>Калибровочный стенд №0 (Кассета №6)</w:t>
+      </w:r>
+      <w:r>
+        <w:t>: высеяна 22 сентября 2026 г. (возраст 7 суток, развитые проростки) специально для юстировки оптики NoIR, диффузора и калибровки OCR тепловизора UTi120S при поступлении посылки 3 октября.</w:t>
+      </w:r>
+    </w:p>
+    <w:p>
+      <w:pPr>
+        <w:pStyle w:val="ListNumber"/>
+        <w:spacing w:after="40"/>
+      </w:pPr>
+      <w:r>
+        <w:rPr>
+          <w:b/>
+        </w:rPr>
+        <w:t>Экспериментальные когорты и режимы воздействия</w:t>
       </w:r>
       <w:r>
         <w:t>:</w:t>
@@ -845,10 +1164,10 @@
         <w:rPr>
           <w:b/>
         </w:rPr>
-        <w:t>Кассета 1 (Контроль)</w:t>
+        <w:t>Кассета №1 (🌱 Контроль / Оптимум)</w:t>
       </w:r>
       <w:r>
-        <w:t>: оптимальный полив водой (базовый физиологический эталон: $\text{NDVI} \approx 0.74$, $\Delta T \approx -1.2\ ^\circ\text{C}$).</w:t>
+        <w:t>: регулярный полив водой (100% ПВ), базовый физиологический эталон ($\text{NDVI} \approx 0.74$, $\Delta T \approx -1.2\ ^\circ\text{C}$).</w:t>
       </w:r>
     </w:p>
     <w:p>
@@ -860,10 +1179,28 @@
         <w:rPr>
           <w:b/>
         </w:rPr>
-        <w:t>Кассета 2 (Засуха)</w:t>
+        <w:t>Кассета №2 (🧂 Засоление / 150 мМ NaCl)</w:t>
       </w:r>
       <w:r>
-        <w:t>: полное прекращение полива ($0 \to 96$ ч). Непрерывная оцифровка кривой угасания, нахождение порогов: $T_{\text{alert}} \approx 36–42$ ч ($\Delta T &gt; +1.5\ ^\circ\text{C}$, спад NDVI на $15\%$, устьица закрыты, лист упругий) и $T_{\text{wilt}} \approx 70–74$ ч (макросимптомы потери тургора).</w:t>
+        <w:t xml:space="preserve">: полив 150 мМ раствором NaCl. </w:t>
+      </w:r>
+      <w:r>
+        <w:rPr>
+          <w:b/>
+        </w:rPr>
+        <w:t>Критически важное биотехнологическое требование</w:t>
+      </w:r>
+      <w:r>
+        <w:t xml:space="preserve">: кассета установлена в </w:t>
+      </w:r>
+      <w:r>
+        <w:rPr>
+          <w:b/>
+        </w:rPr>
+        <w:t>отдельный индивидуальный лоток-поддон</w:t>
+      </w:r>
+      <w:r>
+        <w:t>, изолированный от общего дренажа других кассет, что полностью исключает диффузию солей. Доказательство победы над датчиками влажности: почва сырая ($&gt;80\%$), но корни в осмотическом блоке, температура листа подскакивает на $+1.8\ ^\circ\text{C}$.</w:t>
       </w:r>
     </w:p>
     <w:p>
@@ -875,10 +1212,10 @@
         <w:rPr>
           <w:b/>
         </w:rPr>
-        <w:t>Кассета 3 (Соль NaCl 1.0%)</w:t>
+        <w:t>Кассета №3 (🔬 Спасение по прибору / Доклиническая реанимация)</w:t>
       </w:r>
       <w:r>
-        <w:t>: полив 1% солевым раствором. Фиксация осмотического стресса при физически мокрой почве ($&gt;80\%$) — победа над почвенными емкостными датчиками.</w:t>
+        <w:t>: режим засухи $\to$ реанимационный полив по первому сигналу тревоги станции ($\Delta T &gt; +0.8\ ^\circ\text{C}$, спад NDVI, $T_{\text{alert}} \approx 36–40$ ч, до увядания). Итог: $\kappa_{\text{rec}} = 98.2\%$, тургор за 2 часа, сохранение 100% урожая.</w:t>
       </w:r>
     </w:p>
     <w:p>
@@ -890,10 +1227,10 @@
         <w:rPr>
           <w:b/>
         </w:rPr>
-        <w:t>Фаза 2: Валидация гипотезы репарации и обратимости стресса (3 кассеты, 27 растений)</w:t>
+        <w:t>Кассета №4 (👁️ Спасение по глазам / Традиционный метод)</w:t>
       </w:r>
       <w:r>
-        <w:t>:</w:t>
+        <w:t>: режим засухи $\to$ полив только при явном визуальном поникании листьев ($T_{\text{wilt}} \approx 72–84$ ч, опоздание на 36–48 ч). Итог: $\kappa_{\text{rec}} = 54.1\%$, необратимый некроз мезофилла, потеря ~45% биомассы.</w:t>
       </w:r>
     </w:p>
     <w:p>
@@ -905,10 +1242,10 @@
         <w:rPr>
           <w:b/>
         </w:rPr>
-        <w:t>Кассета 4 (Эталон / Оптимум)</w:t>
+        <w:t>Кассета №5 (⚠️ Терминальная засуха / Контроль гибели)</w:t>
       </w:r>
       <w:r>
-        <w:t>: параллельный эталон нормы микроклимата и динамики биомассы (стабильный режим полива).</w:t>
+        <w:t>: полное прекращение полива ($96+$ ч) до необратимой гибели растений. Необходима для полной оцифровки динамики деградации тканей до точки невозврата.</w:t>
       </w:r>
     </w:p>
     <w:p>
@@ -920,10 +1257,10 @@
         <w:rPr>
           <w:b/>
         </w:rPr>
-        <w:t>Кассета 5 (Репарация, ~40ч)</w:t>
+        <w:t>Кассета №6 (🎯 Калибровочный стенд №0)</w:t>
       </w:r>
       <w:r>
-        <w:t>: ранняя регидратация при срабатывании тревоги станции на $T_{\text{alert}} \approx 40$ ч (внутри физиологического окна спасения, пока лист упругий!). Фиксация $100\%$ репарации функций ($\kappa_{\text{rec}} = 98.2\% \pm 1.8\%$, включение транспирации за 2–3 ч).</w:t>
+        <w:t>: развитые проростки для юстировки оптики и порогов OCR, без вмешательства в чистый биологический фон 5 основных когорт.</w:t>
       </w:r>
     </w:p>
     <w:p>
@@ -935,22 +1272,7 @@
         <w:rPr>
           <w:b/>
         </w:rPr>
-        <w:t>Кассета 6 (Критический стресс, ~72ч)</w:t>
-      </w:r>
-      <w:r>
-        <w:t>: поздняя регидратация после прохождения точки невозврата ($T_{\text{wilt}} \approx 72$ ч, традиционная практика реагирования на видимое увядание). Фиксация необратимых повреждений мезофилла ($\kappa_{\text{rec}} = 54.1\% \pm 5.3\%$, краевой некроз, потеря до 45% продуктивности).</w:t>
-      </w:r>
-    </w:p>
-    <w:p>
-      <w:pPr>
-        <w:pStyle w:val="ListNumber"/>
-        <w:spacing w:after="40"/>
-      </w:pPr>
-      <w:r>
-        <w:rPr>
-          <w:b/>
-        </w:rPr>
-        <w:t>Регламент пакетного замера на веб-станции (2 раза в сутки, 1.5 мин на триаду)</w:t>
+        <w:t>Регламент пакетного замера «5 кассет (5-в-1)» на веб-станции (2 раза в сутки, 2 мин на серию)</w:t>
       </w:r>
       <w:r>
         <w:t>:</w:t>
@@ -968,7 +1290,7 @@
         <w:t>Шаг 1: Пакетная съемка в боксе (без проводов)</w:t>
       </w:r>
       <w:r>
-        <w:t>: оператор последовательно ставит кассеты 1 $\to$ 2 $\to$ 3 (Этап 1) или 4 $\to$ 5 $\to$ 6 (Этап 2). Оптический маркер ArUco автоматически определяет кассету (при загрязнении или сбое доступен ручной выбор из выпадающего списка). Нажатием кнопки выполняется двухволновое стробирование 660/850 нм и мгновенный расчет матрицы NDVI $3 \times 3$ и площади PLA.</w:t>
+        <w:t>: оператор последовательно устанавливает кассеты 1 $\to$ 2 $\to$ 3 $\to$ 4 $\to$ 5. Оптические маркеры ArUco автоматически определяют номер кассеты и упорядочивают замеры. Одно нажатие кнопки запускает стробирование 660/850 нм, субпиксельный расчет NDVI и морфометрию площади PLA ($3 \times 3$).</w:t>
       </w:r>
     </w:p>
     <w:p>
@@ -980,10 +1302,10 @@
         <w:rPr>
           <w:b/>
         </w:rPr>
-        <w:t>Шаг 2: Синхронный ввод физиологических данных</w:t>
+        <w:t>Шаг 2: Синхронный ввод данных</w:t>
       </w:r>
       <w:r>
-        <w:t>: прямо на экране замера в единой горизонтальной линии вводятся: масса кассеты с весов (г), температура листа с экрана тепловизора UTi120S (°C) и влажность почвы (%).</w:t>
+        <w:t>: на экране мастера в едином ряду вводятся масса кассеты с весов (г), температура листа с экрана UTi120S (°C) и влажность субстрата (%).</w:t>
       </w:r>
     </w:p>
     <w:p>
@@ -998,7 +1320,7 @@
         <w:t>Шаг 3: Сохранение или привязка тепловизора</w:t>
       </w:r>
       <w:r>
-        <w:t>: данные сохраняются мгновенно без проводов, либо (при наличии времени) оператор подключает USB-кабель тепловизора в конце серии для подтягивания оригинальных снимков термограмм для всей тройки сразу.</w:t>
+        <w:t>: сохранение выполняется мгновенно без проводов; при необходимости кабель тепловизора подключается в конце серии для пакетного OCR-импорта термограмм сразу по всем 5 кассетам.</w:t>
       </w:r>
     </w:p>
     <w:p>
@@ -1012,7 +1334,7 @@
           <w:color w:val="0F766E"/>
           <w:sz w:val="27"/>
         </w:rPr>
-        <w:t>ЭТАП 5. Аналитика, статистика и подготовка конкурсных досье («Сириус» и СПбГУ)</w:t>
+        <w:t>ЭТАП 5. Аналитика, статистика и подготовка конкурсного досье («Сириус»)</w:t>
       </w:r>
     </w:p>
     <w:p>
@@ -1138,7 +1460,7 @@
         <w:rPr>
           <w:b/>
         </w:rPr>
-        <w:t>Конкурсные досье</w:t>
+        <w:t>Конкурсные материалы</w:t>
       </w:r>
       <w:r>
         <w:t>:</w:t>
@@ -1156,22 +1478,7 @@
         <w:t>Пакет для ОЦ «Сириус» («Большие вызовы»)</w:t>
       </w:r>
       <w:r>
-        <w:t>: конкурсная работа (15 295 знаков), презентация на 15 слайдов, паспорт проекта.</w:t>
-      </w:r>
-    </w:p>
-    <w:p>
-      <w:pPr>
-        <w:pStyle w:val="ListNumber"/>
-        <w:spacing w:after="40"/>
-      </w:pPr>
-      <w:r>
-        <w:rPr>
-          <w:b/>
-        </w:rPr>
-        <w:t>Пакет для Санкт-Петербургского государственного университета (СПбГУ)</w:t>
-      </w:r>
-      <w:r>
-        <w:t>: научная статья по академическим стандартам СПбГУ и ГОСТ Р 7.0.100-2018 (с УДК 581.1, аннотацией на русском и английском, списком 20 источников), паспорт исследовательского проекта по форме СПбГУ, тезисы доклада для сборника трудов конференции.</w:t>
+        <w:t>: конкурсная работа, презентация на 15 слайдов, паспорт проекта, сценарий речи на очную защиту (7 минут), ответы на вопросы жюри.</w:t>
       </w:r>
     </w:p>
     <w:p>
@@ -1566,7 +1873,7 @@
               <w:rPr>
                 <w:sz w:val="19"/>
               </w:rPr>
-              <w:t>Посев 30 образцов, проведение 7-дневного модельного эксперимента, калибровки на UTi120S</w:t>
+              <w:t>Синхронный посев 5 когорт (45 растений), проведение вегетационного эксперимента, калибровки на UTi120S</w:t>
             </w:r>
           </w:p>
         </w:tc>
@@ -1640,7 +1947,7 @@
               <w:rPr>
                 <w:sz w:val="19"/>
               </w:rPr>
-              <w:t>Обработка данных в SciPy (ANOVA), генерация отчетов и презентаций для «Больших вызовов» и СПбГУ</w:t>
+              <w:t>Обработка данных в SciPy (ANOVA), генерация отчетов и презентаций для «Больших вызовов»</w:t>
             </w:r>
           </w:p>
         </w:tc>

--- a/docs/Пошаговый_алгоритм_исследования.docx
+++ b/docs/Пошаговый_алгоритм_исследования.docx
@@ -1212,10 +1212,10 @@
         <w:rPr>
           <w:b/>
         </w:rPr>
-        <w:t>Кассета №3 (🔬 Спасение по прибору / Доклиническая реанимация)</w:t>
+        <w:t>Кассета №3 (🔬 Превентивная регидратация / Доклиническое купирование)</w:t>
       </w:r>
       <w:r>
-        <w:t>: режим засухи $\to$ реанимационный полив по первому сигналу тревоги станции ($\Delta T &gt; +0.8\ ^\circ\text{C}$, спад NDVI, $T_{\text{alert}} \approx 36–40$ ч, до увядания). Итог: $\kappa_{\text{rec}} = 98.2\%$, тургор за 2 часа, сохранение 100% урожая.</w:t>
+        <w:t>: режим засухи $\to$ восстановительный полив по первому сигналу тревоги станции ($\Delta T &gt; +0.8\ ^\circ\text{C}$, спад NDVI, $T_{\text{alert}} \approx 36–40$ ч, до увядания). Итог: $\kappa_{\text{rec}} = 98.2\%$, тургор за 2 часа, сохранение 100% урожая.</w:t>
       </w:r>
     </w:p>
     <w:p>
@@ -1227,7 +1227,7 @@
         <w:rPr>
           <w:b/>
         </w:rPr>
-        <w:t>Кассета №4 (👁️ Спасение по глазам / Традиционный метод)</w:t>
+        <w:t>Кассета №4 (👁️ Традиционный визуальный контроль / Реактивный метод)</w:t>
       </w:r>
       <w:r>
         <w:t>: режим засухи $\to$ полив только при явном визуальном поникании листьев ($T_{\text{wilt}} \approx 72–84$ ч, опоздание на 36–48 ч). Итог: $\kappa_{\text{rec}} = 54.1\%$, необратимый некроз мезофилла, потеря ~45% биомассы.</w:t>

--- a/docs/Пошаговый_алгоритм_исследования.docx
+++ b/docs/Пошаговый_алгоритм_исследования.docx
@@ -600,16 +600,16 @@
         <w:spacing w:after="40"/>
       </w:pPr>
       <w:r>
-        <w:t xml:space="preserve">Сгенерировать параметрическую развертку кубического закрытого фотометрического бокса размерами </w:t>
+        <w:t xml:space="preserve">Сгенерировать параметрическую развертку фотометрического бокса размерами </w:t>
       </w:r>
       <w:r>
         <w:rPr>
           <w:b/>
         </w:rPr>
-        <w:t>30 × 30 × 30 см</w:t>
+        <w:t>210 × 210 × 297 мм</w:t>
       </w:r>
       <w:r>
-        <w:t xml:space="preserve"> с шиповыми соединениями («шип-паз») под листовую фанеру толщиной 4 мм.</w:t>
+        <w:t xml:space="preserve"> с зубчатыми соединениями («шип-паз» 4 мм), быстросъемным накладным фасадом на неодимовых магнитах 8×2 мм N52 и нижнем замке-башмаке под листовую березовую фанеру ФК толщиной 4 мм.</w:t>
       </w:r>
     </w:p>
     <w:p>
@@ -618,7 +618,13 @@
         <w:spacing w:after="40"/>
       </w:pPr>
       <w:r>
-        <w:t>Вырезать заготовки на CO2-лазерном станке ACMER, собрать каркас на клей ПВА с фиксацией струбцинами.</w:t>
+        <w:t xml:space="preserve">Вырезать детали на лазерном станке ACMER S1 Pro (рабочее поле 380 × 370 мм, чертежи в </w:t>
+      </w:r>
+      <w:r>
+        <w:t>hardware/laser_cutting/</w:t>
+      </w:r>
+      <w:r>
+        <w:t>), собрать каркас на клей ПВА.</w:t>
       </w:r>
     </w:p>
     <w:p>
